--- a/input/Continuous_Monitoring_Policy-MON-2026.docx
+++ b/input/Continuous_Monitoring_Policy-MON-2026.docx
@@ -385,7 +385,13 @@
         <w:pStyle w:val="Heading3"/>
       </w:pPr>
       <w:r>
-        <w:t>MON02.001 SIEM Log Ingestion and Correlation</w:t>
+        <w:t>MON</w:t>
+      </w:r>
+      <w:r>
+        <w:t xml:space="preserve">IT </w:t>
+      </w:r>
+      <w:r>
+        <w:t>02.001 SIEM Log Ingestion and Correlation</w:t>
       </w:r>
       <w:r>
         <w:t xml:space="preserve"> (L, M, H)</w:t>
